--- a/Case editrici/Allegati/Sinossi.docx
+++ b/Case editrici/Allegati/Sinossi.docx
@@ -47,7 +47,14 @@
           <w:sz w:val="28"/>
           <w:szCs w:val="28"/>
         </w:rPr>
-        <w:t>L’assunto di base de "La via di Mezzo" nasce da un paradosso contemporaneo: e se l'ostacolo principale alla nostra felicità fosse proprio l'ostinazione a cercarla?</w:t>
+        <w:t xml:space="preserve">L’assunto </w:t>
+      </w:r>
+      <w:r>
+        <w:rPr>
+          <w:sz w:val="28"/>
+          <w:szCs w:val="28"/>
+        </w:rPr>
+        <w:t>de "La via di Mezzo" nasce da un paradosso contemporaneo: e se l'ostacolo principale alla nostra felicità fosse proprio l'ostinazione a cercarla?</w:t>
       </w:r>
       <w:r>
         <w:rPr>
@@ -101,7 +108,7 @@
           <w:sz w:val="28"/>
           <w:szCs w:val="28"/>
         </w:rPr>
-        <w:t>Il saggio è strutturato come un viaggio progressivo che parte dal "micro" (l'individuo e la sua mente) per espandersi verso il "macro" (la società e il mondo). Il lettore compie un percorso di decostruzione e successiva ricostruzione, diviso in due grandi movimenti:</w:t>
+        <w:t xml:space="preserve">Il saggio è strutturato come un viaggio progressivo che parte dal "micro" (l'individuo e la sua mente) per espandersi verso il "macro" (la società e il mondo). </w:t>
       </w:r>
     </w:p>
     <w:p>
@@ -171,50 +178,115 @@
           <w:sz w:val="28"/>
           <w:szCs w:val="28"/>
         </w:rPr>
+        <w:t>Si affronta</w:t>
+      </w:r>
+      <w:r>
+        <w:rPr>
+          <w:sz w:val="28"/>
+          <w:szCs w:val="28"/>
+        </w:rPr>
+        <w:t>no</w:t>
+      </w:r>
+      <w:r>
+        <w:rPr>
+          <w:sz w:val="28"/>
+          <w:szCs w:val="28"/>
+        </w:rPr>
+        <w:t xml:space="preserve"> i</w:t>
+      </w:r>
+      <w:r>
+        <w:rPr>
+          <w:sz w:val="28"/>
+          <w:szCs w:val="28"/>
+        </w:rPr>
+        <w:t xml:space="preserve"> paradossi</w:t>
+      </w:r>
+      <w:r>
+        <w:rPr>
+          <w:sz w:val="28"/>
+          <w:szCs w:val="28"/>
+        </w:rPr>
+        <w:t xml:space="preserve"> della felicità</w:t>
+      </w:r>
+      <w:r>
+        <w:rPr>
+          <w:sz w:val="28"/>
+          <w:szCs w:val="28"/>
+        </w:rPr>
+        <w:t>:</w:t>
+      </w:r>
+      <w:r>
+        <w:rPr>
+          <w:sz w:val="28"/>
+          <w:szCs w:val="28"/>
+        </w:rPr>
+        <w:t xml:space="preserve"> più lottiamo per scacciare i pensieri negativi, più </w:t>
+      </w:r>
+      <w:r>
+        <w:rPr>
+          <w:sz w:val="28"/>
+          <w:szCs w:val="28"/>
+        </w:rPr>
+        <w:t>rischiamo di rimanerne intrappolati</w:t>
+      </w:r>
+      <w:r>
+        <w:rPr>
+          <w:sz w:val="28"/>
+          <w:szCs w:val="28"/>
+        </w:rPr>
+        <w:t>.</w:t>
+      </w:r>
+      <w:r>
+        <w:rPr>
+          <w:sz w:val="28"/>
+          <w:szCs w:val="28"/>
+        </w:rPr>
+        <w:t xml:space="preserve"> Il</w:t>
+      </w:r>
+      <w:r>
+        <w:rPr>
+          <w:sz w:val="28"/>
+          <w:szCs w:val="28"/>
+        </w:rPr>
+        <w:t xml:space="preserve"> lettore </w:t>
+      </w:r>
+      <w:r>
+        <w:rPr>
+          <w:sz w:val="28"/>
+          <w:szCs w:val="28"/>
+        </w:rPr>
+        <w:t>potrà scoprire</w:t>
+      </w:r>
+      <w:r>
+        <w:rPr>
+          <w:sz w:val="28"/>
+          <w:szCs w:val="28"/>
+        </w:rPr>
+        <w:t xml:space="preserve"> il valore </w:t>
+      </w:r>
+      <w:r>
+        <w:rPr>
+          <w:sz w:val="28"/>
+          <w:szCs w:val="28"/>
+        </w:rPr>
         <w:lastRenderedPageBreak/>
-        <w:t>Si affronta</w:t>
-      </w:r>
-      <w:r>
-        <w:rPr>
-          <w:sz w:val="28"/>
-          <w:szCs w:val="28"/>
-        </w:rPr>
-        <w:t>no</w:t>
-      </w:r>
-      <w:r>
-        <w:rPr>
-          <w:sz w:val="28"/>
-          <w:szCs w:val="28"/>
-        </w:rPr>
-        <w:t xml:space="preserve"> i</w:t>
-      </w:r>
-      <w:r>
-        <w:rPr>
-          <w:sz w:val="28"/>
-          <w:szCs w:val="28"/>
-        </w:rPr>
-        <w:t xml:space="preserve"> paradossi</w:t>
-      </w:r>
-      <w:r>
-        <w:rPr>
-          <w:sz w:val="28"/>
-          <w:szCs w:val="28"/>
-        </w:rPr>
-        <w:t xml:space="preserve"> della felicità</w:t>
-      </w:r>
-      <w:r>
-        <w:rPr>
-          <w:sz w:val="28"/>
-          <w:szCs w:val="28"/>
-        </w:rPr>
-        <w:t>:</w:t>
-      </w:r>
-      <w:r>
-        <w:rPr>
-          <w:sz w:val="28"/>
-          <w:szCs w:val="28"/>
-        </w:rPr>
-        <w:t xml:space="preserve"> più lottiamo per scacciare i pensieri negativi, più ne diventiamo schiavi.</w:t>
+        <w:t xml:space="preserve">dell'accettazione e della </w:t>
+      </w:r>
+      <w:proofErr w:type="spellStart"/>
+      <w:r>
+        <w:rPr>
+          <w:sz w:val="28"/>
+          <w:szCs w:val="28"/>
+        </w:rPr>
+        <w:t>disidentificazione</w:t>
+      </w:r>
+      <w:proofErr w:type="spellEnd"/>
+      <w:r>
+        <w:rPr>
+          <w:sz w:val="28"/>
+          <w:szCs w:val="28"/>
+        </w:rPr>
+        <w:t xml:space="preserve"> dai propri pensieri: non possiamo fermare la tempesta mentale, ma possiamo scegliere il punto da cui osservarla.</w:t>
       </w:r>
     </w:p>
     <w:p>
@@ -230,37 +302,56 @@
           <w:sz w:val="28"/>
           <w:szCs w:val="28"/>
         </w:rPr>
-        <w:t xml:space="preserve">Attingendo alla psicoterapia moderna (ACT) e al Taoismo (Wu Wei), il lettore </w:t>
-      </w:r>
-      <w:r>
-        <w:rPr>
-          <w:sz w:val="28"/>
-          <w:szCs w:val="28"/>
-        </w:rPr>
-        <w:t>potrà scoprire</w:t>
-      </w:r>
-      <w:r>
-        <w:rPr>
-          <w:sz w:val="28"/>
-          <w:szCs w:val="28"/>
-        </w:rPr>
-        <w:t xml:space="preserve"> il valore dell'accettazione e della </w:t>
-      </w:r>
-      <w:proofErr w:type="spellStart"/>
-      <w:r>
-        <w:rPr>
-          <w:sz w:val="28"/>
-          <w:szCs w:val="28"/>
-        </w:rPr>
-        <w:t>disidentificazione</w:t>
-      </w:r>
-      <w:proofErr w:type="spellEnd"/>
-      <w:r>
-        <w:rPr>
-          <w:sz w:val="28"/>
-          <w:szCs w:val="28"/>
-        </w:rPr>
-        <w:t xml:space="preserve"> dai propri pensieri: non possiamo fermare la tempesta mentale, ma possiamo scegliere il punto da cui osservarla.</w:t>
+        <w:t>Seconda Parte – L’Esterno: L'Individuo e la Collettività</w:t>
+      </w:r>
+      <w:r>
+        <w:rPr>
+          <w:sz w:val="28"/>
+          <w:szCs w:val="28"/>
+        </w:rPr>
+        <w:br/>
+      </w:r>
+      <w:r>
+        <w:rPr>
+          <w:sz w:val="28"/>
+          <w:szCs w:val="28"/>
+        </w:rPr>
+        <w:t>L</w:t>
+      </w:r>
+      <w:r>
+        <w:rPr>
+          <w:sz w:val="28"/>
+          <w:szCs w:val="28"/>
+        </w:rPr>
+        <w:t>o sguardo</w:t>
+      </w:r>
+      <w:r>
+        <w:rPr>
+          <w:sz w:val="28"/>
+          <w:szCs w:val="28"/>
+        </w:rPr>
+        <w:t xml:space="preserve"> poi</w:t>
+      </w:r>
+      <w:r>
+        <w:rPr>
+          <w:sz w:val="28"/>
+          <w:szCs w:val="28"/>
+        </w:rPr>
+        <w:t xml:space="preserve"> si sposta verso l'esterno</w:t>
+      </w:r>
+      <w:r>
+        <w:rPr>
+          <w:sz w:val="28"/>
+          <w:szCs w:val="28"/>
+        </w:rPr>
+        <w:t>,</w:t>
+      </w:r>
+      <w:r>
+        <w:rPr>
+          <w:sz w:val="28"/>
+          <w:szCs w:val="28"/>
+        </w:rPr>
+        <w:t xml:space="preserve"> per affrontare la complessità del mondo senza cadere nel dogmatismo o nella reattività emotiva.</w:t>
       </w:r>
     </w:p>
     <w:p>
@@ -276,29 +367,49 @@
           <w:sz w:val="28"/>
           <w:szCs w:val="28"/>
         </w:rPr>
-        <w:t>Seconda Parte – L’Esterno: L'Individuo e la Collettività</w:t>
-      </w:r>
-      <w:r>
-        <w:rPr>
-          <w:sz w:val="28"/>
-          <w:szCs w:val="28"/>
-        </w:rPr>
-        <w:br/>
-        <w:t>Una volta ripulita la mente dal "rumore" e dai pregiudizi, lo sguardo si sposta verso l'esterno</w:t>
-      </w:r>
-      <w:r>
-        <w:rPr>
-          <w:sz w:val="28"/>
-          <w:szCs w:val="28"/>
-        </w:rPr>
-        <w:t>,</w:t>
-      </w:r>
-      <w:r>
-        <w:rPr>
-          <w:sz w:val="28"/>
-          <w:szCs w:val="28"/>
-        </w:rPr>
-        <w:t xml:space="preserve"> per affrontare la complessità del mondo senza cadere nel dogmatismo o nella reattività emotiva.</w:t>
+        <w:t>Comunicazi</w:t>
+      </w:r>
+      <w:r>
+        <w:rPr>
+          <w:sz w:val="28"/>
+          <w:szCs w:val="28"/>
+        </w:rPr>
+        <w:t xml:space="preserve">one e Relazioni: Dialogo socratico, </w:t>
+      </w:r>
+      <w:r>
+        <w:rPr>
+          <w:sz w:val="28"/>
+          <w:szCs w:val="28"/>
+        </w:rPr>
+        <w:t>mani</w:t>
+      </w:r>
+      <w:r>
+        <w:rPr>
+          <w:sz w:val="28"/>
+          <w:szCs w:val="28"/>
+        </w:rPr>
+        <w:t xml:space="preserve">polazioni, </w:t>
+      </w:r>
+      <w:r>
+        <w:rPr>
+          <w:sz w:val="28"/>
+          <w:szCs w:val="28"/>
+        </w:rPr>
+        <w:t>miti romantici dell</w:t>
+      </w:r>
+      <w:r>
+        <w:rPr>
+          <w:sz w:val="28"/>
+          <w:szCs w:val="28"/>
+        </w:rPr>
+        <w:t>'amore (infatuazione, monogamia e,</w:t>
+      </w:r>
+      <w:r>
+        <w:rPr>
+          <w:sz w:val="28"/>
+          <w:szCs w:val="28"/>
+        </w:rPr>
+        <w:t xml:space="preserve"> aspettative relazionali in chiave biologica e sociologica).</w:t>
       </w:r>
     </w:p>
     <w:p>
@@ -314,21 +425,35 @@
           <w:sz w:val="28"/>
           <w:szCs w:val="28"/>
         </w:rPr>
-        <w:t xml:space="preserve">Comunicazione e Relazioni: Come dialogare </w:t>
-      </w:r>
-      <w:r>
-        <w:rPr>
-          <w:sz w:val="28"/>
-          <w:szCs w:val="28"/>
-        </w:rPr>
-        <w:t xml:space="preserve">con il </w:t>
-      </w:r>
-      <w:r>
-        <w:rPr>
-          <w:sz w:val="28"/>
-          <w:szCs w:val="28"/>
-        </w:rPr>
-        <w:t>dialogo socratico schivando le manipolazioni, e come decostruire i miti romantici dell'amore (affrontando temi come l'infatuazione, la monogamia e le aspettative relazionali in chiave biologica e sociologica).</w:t>
+        <w:t>Società e Sfide Globali: E</w:t>
+      </w:r>
+      <w:r>
+        <w:rPr>
+          <w:sz w:val="28"/>
+          <w:szCs w:val="28"/>
+        </w:rPr>
+        <w:t xml:space="preserve">cologia, economia, </w:t>
+      </w:r>
+      <w:r>
+        <w:rPr>
+          <w:sz w:val="28"/>
+          <w:szCs w:val="28"/>
+        </w:rPr>
+        <w:t xml:space="preserve">lavoro, </w:t>
+      </w:r>
+      <w:r>
+        <w:rPr>
+          <w:sz w:val="28"/>
+          <w:szCs w:val="28"/>
+        </w:rPr>
+        <w:t>immigrazione</w:t>
+      </w:r>
+      <w:r>
+        <w:rPr>
+          <w:sz w:val="28"/>
+          <w:szCs w:val="28"/>
+        </w:rPr>
+        <w:t xml:space="preserve"> ecc… </w:t>
       </w:r>
     </w:p>
     <w:p>
@@ -344,23 +469,35 @@
           <w:sz w:val="28"/>
           <w:szCs w:val="28"/>
         </w:rPr>
-        <w:t xml:space="preserve">Società e Sfide Globali: Il libro applica il pensiero critico ai grandi temi dell'attualità: l'ecologia (analizzata tramite dati reali su emissioni e alimentazione, lontano dal </w:t>
-      </w:r>
-      <w:proofErr w:type="spellStart"/>
-      <w:r>
-        <w:rPr>
-          <w:sz w:val="28"/>
-          <w:szCs w:val="28"/>
-        </w:rPr>
-        <w:t>greenwashing</w:t>
-      </w:r>
-      <w:proofErr w:type="spellEnd"/>
-      <w:r>
-        <w:rPr>
-          <w:sz w:val="28"/>
-          <w:szCs w:val="28"/>
-        </w:rPr>
-        <w:t>), l'economia, il mondo del lavoro e l'immigrazione.</w:t>
+        <w:t xml:space="preserve">Il percorso si conclude ricongiungendo l'individuo al quadro generale, </w:t>
+      </w:r>
+      <w:r>
+        <w:rPr>
+          <w:sz w:val="28"/>
+          <w:szCs w:val="28"/>
+        </w:rPr>
+        <w:t>osservando</w:t>
+      </w:r>
+      <w:r>
+        <w:rPr>
+          <w:sz w:val="28"/>
+          <w:szCs w:val="28"/>
+        </w:rPr>
+        <w:t xml:space="preserve"> che "la via di mezzo" non è un compromesso vile, ma la capaci</w:t>
+      </w:r>
+      <w:r>
+        <w:rPr>
+          <w:sz w:val="28"/>
+          <w:szCs w:val="28"/>
+        </w:rPr>
+        <w:t xml:space="preserve">tà di agire con responsabilità </w:t>
+      </w:r>
+      <w:r>
+        <w:rPr>
+          <w:sz w:val="28"/>
+          <w:szCs w:val="28"/>
+        </w:rPr>
+        <w:t>ed equilibrio.</w:t>
       </w:r>
     </w:p>
     <w:p>
@@ -376,22 +513,7 @@
           <w:sz w:val="28"/>
           <w:szCs w:val="28"/>
         </w:rPr>
-        <w:lastRenderedPageBreak/>
-        <w:t xml:space="preserve">Il percorso si conclude ricongiungendo l'individuo al quadro generale, </w:t>
-      </w:r>
-      <w:r>
-        <w:rPr>
-          <w:sz w:val="28"/>
-          <w:szCs w:val="28"/>
-        </w:rPr>
-        <w:t>osservando</w:t>
-      </w:r>
-      <w:r>
-        <w:rPr>
-          <w:sz w:val="28"/>
-          <w:szCs w:val="28"/>
-        </w:rPr>
-        <w:t xml:space="preserve"> che "la via di mezzo" non è un compromesso vile, ma la capacità di agire con responsabilità, lucidità ed equilibrio.</w:t>
+        <w:t>3. Obiettivi dell'Opera</w:t>
       </w:r>
     </w:p>
     <w:p>
@@ -407,7 +529,14 @@
           <w:sz w:val="28"/>
           <w:szCs w:val="28"/>
         </w:rPr>
-        <w:t>3. Obiettivi dell'Opera</w:t>
+        <w:t>Strumenti</w:t>
+      </w:r>
+      <w:r>
+        <w:rPr>
+          <w:sz w:val="28"/>
+          <w:szCs w:val="28"/>
+        </w:rPr>
+        <w:t>: Integrare teoria e pratica, offrendo al lettore strumenti concreti (esercizi di scrittura espressiva, mindfulness laica, tecniche per disinnescare i litigi) basati su evidenze cliniche.</w:t>
       </w:r>
     </w:p>
     <w:p>
@@ -423,7 +552,7 @@
           <w:sz w:val="28"/>
           <w:szCs w:val="28"/>
         </w:rPr>
-        <w:t>Fornire una "cassetta degli attrezzi": Integrare teoria e pratica, offrendo al lettore strumenti concreti (esercizi di scrittura espressiva, mindfulness laica, tecniche per disinnescare i litigi) basati su evidenze cliniche.</w:t>
+        <w:t>Sfatare i miti contemporanei: Liberare il lettore dal peso di dover "essere speciale", performante o sempre felice, rivalutando la noia, la tristezza fisiologica e l'importanza del limite.</w:t>
       </w:r>
     </w:p>
     <w:p>
@@ -439,7 +568,29 @@
           <w:sz w:val="28"/>
           <w:szCs w:val="28"/>
         </w:rPr>
-        <w:t>Sfatare i miti contemporanei: Liberare il lettore dal peso di dover "essere speciale", performante o sempre felice, rivalutando la noia, la tristezza fisiologica e l'importanza del limite.</w:t>
+        <w:lastRenderedPageBreak/>
+        <w:t>Promuovere il pensiero critico: </w:t>
+      </w:r>
+      <w:r>
+        <w:rPr>
+          <w:sz w:val="28"/>
+          <w:szCs w:val="28"/>
+        </w:rPr>
+        <w:t xml:space="preserve">Sostituire </w:t>
+      </w:r>
+      <w:r>
+        <w:rPr>
+          <w:sz w:val="28"/>
+          <w:szCs w:val="28"/>
+        </w:rPr>
+        <w:t>lo scontro ideologico con l'analisi dei dat</w:t>
+      </w:r>
+      <w:r>
+        <w:rPr>
+          <w:sz w:val="28"/>
+          <w:szCs w:val="28"/>
+        </w:rPr>
+        <w:t>i.</w:t>
       </w:r>
     </w:p>
     <w:p>
@@ -455,14 +606,7 @@
           <w:sz w:val="28"/>
           <w:szCs w:val="28"/>
         </w:rPr>
-        <w:t>Promuovere il pensiero critico: Insegnare come pensare e non cosa pensare, sostituendo lo scontro ideologico con l'analisi dei dat</w:t>
-      </w:r>
-      <w:r>
-        <w:rPr>
-          <w:sz w:val="28"/>
-          <w:szCs w:val="28"/>
-        </w:rPr>
-        <w:t>i.</w:t>
+        <w:t>4. Il Pubblico di Riferimento (Target Audience)</w:t>
       </w:r>
     </w:p>
     <w:p>
@@ -478,7 +622,7 @@
           <w:sz w:val="28"/>
           <w:szCs w:val="28"/>
         </w:rPr>
-        <w:t>4. Il Pubblico di Riferimento (Target Audience)</w:t>
+        <w:t>Il libro si rivolge a un pubblico trasversale, indicativamente tra i 25 e i 55 anni, composto da:</w:t>
       </w:r>
     </w:p>
     <w:p>
@@ -494,7 +638,7 @@
           <w:sz w:val="28"/>
           <w:szCs w:val="28"/>
         </w:rPr>
-        <w:t>Il libro si rivolge a un pubblico trasversale, indicativamente tra i 25 e i 55 anni, composto da:</w:t>
+        <w:t>Appassionati di divulgazione psicologica, filosofica e sociologica. Lettori che cercano contenuti stimolanti ma accessibili, stanchi della manualistica "New Age".</w:t>
       </w:r>
     </w:p>
     <w:p>
@@ -510,7 +654,7 @@
           <w:sz w:val="28"/>
           <w:szCs w:val="28"/>
         </w:rPr>
-        <w:t>Appassionati di divulgazione psicologica, filosofica e sociologica. Lettori che cercano contenuti stimolanti ma accessibili, stanchi della manualistica "New Age" e alla ricerca di testi ancorati alla scienza e alla realtà.</w:t>
+        <w:t>Lettori interessati alla crescita personale "contro-intuitiva".</w:t>
       </w:r>
     </w:p>
     <w:p>
@@ -526,7 +670,7 @@
           <w:sz w:val="28"/>
           <w:szCs w:val="28"/>
         </w:rPr>
-        <w:t>Lettori interessati alla crescita personale "contro-intuitiva".</w:t>
+        <w:t>5. Stile e Tono di Voce</w:t>
       </w:r>
     </w:p>
     <w:p>
@@ -542,24 +686,82 @@
           <w:sz w:val="28"/>
           <w:szCs w:val="28"/>
         </w:rPr>
-        <w:lastRenderedPageBreak/>
-        <w:t>Persone che soffrono di "burnout" informativo e sociale, che cercano una bussola per orientarsi nel sovraccarico di opinioni, fake news e polarizzazioni tipiche dell'era dei social network.</w:t>
+        <w:t>Il tono è divulgati</w:t>
+      </w:r>
+      <w:r>
+        <w:rPr>
+          <w:sz w:val="28"/>
+          <w:szCs w:val="28"/>
+        </w:rPr>
+        <w:t xml:space="preserve">vo, diretto, a tratti ironico ma </w:t>
+      </w:r>
+      <w:r>
+        <w:rPr>
+          <w:sz w:val="28"/>
+          <w:szCs w:val="28"/>
+        </w:rPr>
+        <w:t>empatico, ricco d</w:t>
+      </w:r>
+      <w:r>
+        <w:rPr>
+          <w:sz w:val="28"/>
+          <w:szCs w:val="28"/>
+        </w:rPr>
+        <w:t>i esempi pop</w:t>
+      </w:r>
+      <w:r>
+        <w:rPr>
+          <w:sz w:val="28"/>
+          <w:szCs w:val="28"/>
+        </w:rPr>
+        <w:t xml:space="preserve"> presi dalla cultura pop</w:t>
+      </w:r>
+      <w:r>
+        <w:rPr>
+          <w:sz w:val="28"/>
+          <w:szCs w:val="28"/>
+        </w:rPr>
+        <w:t xml:space="preserve"> (cinema, serie TV, esperimenti sociali bizzarri) </w:t>
+      </w:r>
+      <w:r>
+        <w:rPr>
+          <w:sz w:val="28"/>
+          <w:szCs w:val="28"/>
+        </w:rPr>
+        <w:t>con l’obiettivo di semplificare</w:t>
+      </w:r>
+      <w:r>
+        <w:rPr>
+          <w:sz w:val="28"/>
+          <w:szCs w:val="28"/>
+        </w:rPr>
+        <w:t xml:space="preserve"> concetti complessi e stratificati.</w:t>
       </w:r>
     </w:p>
     <w:p>
       <w:pPr>
         <w:spacing w:line="480" w:lineRule="auto"/>
-        <w:rPr>
-          <w:sz w:val="28"/>
-          <w:szCs w:val="28"/>
-        </w:rPr>
-      </w:pPr>
-      <w:r>
-        <w:rPr>
-          <w:sz w:val="28"/>
-          <w:szCs w:val="28"/>
-        </w:rPr>
-        <w:t>5. Stile e Tono di Voce</w:t>
+      </w:pPr>
+      <w:r>
+        <w:rPr>
+          <w:sz w:val="28"/>
+          <w:szCs w:val="28"/>
+        </w:rPr>
+        <w:t xml:space="preserve">6. </w:t>
+      </w:r>
+      <w:r>
+        <w:rPr>
+          <w:sz w:val="28"/>
+          <w:szCs w:val="28"/>
+        </w:rPr>
+        <w:t>P</w:t>
+      </w:r>
+      <w:r>
+        <w:rPr>
+          <w:sz w:val="28"/>
+          <w:szCs w:val="28"/>
+        </w:rPr>
+        <w:t>erché è coerente con il vostro catalogo</w:t>
       </w:r>
     </w:p>
     <w:p>
@@ -575,54 +777,210 @@
           <w:sz w:val="28"/>
           <w:szCs w:val="28"/>
         </w:rPr>
-        <w:t>Il tono è divulgati</w:t>
-      </w:r>
-      <w:r>
-        <w:rPr>
-          <w:sz w:val="28"/>
-          <w:szCs w:val="28"/>
-        </w:rPr>
-        <w:t xml:space="preserve">vo, diretto, a tratti ironico ma </w:t>
-      </w:r>
-      <w:r>
-        <w:rPr>
-          <w:sz w:val="28"/>
-          <w:szCs w:val="28"/>
-        </w:rPr>
-        <w:t>empatico. L'autore si pone non come un maestro che sale in cattedra, ma come un "compag</w:t>
-      </w:r>
-      <w:r>
-        <w:rPr>
-          <w:sz w:val="28"/>
-          <w:szCs w:val="28"/>
-        </w:rPr>
-        <w:t xml:space="preserve">no di viaggio" che ha raccolto </w:t>
-      </w:r>
-      <w:r>
-        <w:rPr>
-          <w:sz w:val="28"/>
-          <w:szCs w:val="28"/>
-        </w:rPr>
-        <w:t>e sintetizzato anni di ricerche per condividerne i frutti. La scrittura è fluida, arricchita da continui esempi pop (cinema, serie TV, esperimenti sociali bizzarri) che rendono la lettura leggera anche quan</w:t>
-      </w:r>
-      <w:bookmarkStart w:id="0" w:name="_GoBack"/>
-      <w:bookmarkEnd w:id="0"/>
-      <w:r>
-        <w:rPr>
-          <w:sz w:val="28"/>
-          <w:szCs w:val="28"/>
-        </w:rPr>
-        <w:t>do i concetti trattati sono complessi e stratificati.</w:t>
+        <w:t>Ho scelto di sottopo</w:t>
+      </w:r>
+      <w:r>
+        <w:rPr>
+          <w:sz w:val="28"/>
+          <w:szCs w:val="28"/>
+        </w:rPr>
+        <w:t>r</w:t>
+      </w:r>
+      <w:r>
+        <w:rPr>
+          <w:sz w:val="28"/>
+          <w:szCs w:val="28"/>
+        </w:rPr>
+        <w:t>vi</w:t>
+      </w:r>
+      <w:r>
+        <w:rPr>
+          <w:sz w:val="28"/>
+          <w:szCs w:val="28"/>
+        </w:rPr>
+        <w:t> </w:t>
+      </w:r>
+      <w:r>
+        <w:rPr>
+          <w:sz w:val="28"/>
+          <w:szCs w:val="28"/>
+        </w:rPr>
+        <w:t>il mio manoscritto perché ritengo sia affine con</w:t>
+      </w:r>
+      <w:r>
+        <w:rPr>
+          <w:sz w:val="28"/>
+          <w:szCs w:val="28"/>
+        </w:rPr>
+        <w:t xml:space="preserve"> la vostra linea editoriale</w:t>
+      </w:r>
+      <w:r>
+        <w:rPr>
+          <w:sz w:val="28"/>
+          <w:szCs w:val="28"/>
+        </w:rPr>
+        <w:t xml:space="preserve">: </w:t>
       </w:r>
     </w:p>
     <w:p>
       <w:pPr>
+        <w:pStyle w:val="Paragrafoelenco"/>
+        <w:numPr>
+          <w:ilvl w:val="0"/>
+          <w:numId w:val="6"/>
+        </w:numPr>
         <w:spacing w:line="480" w:lineRule="auto"/>
         <w:rPr>
           <w:sz w:val="28"/>
           <w:szCs w:val="28"/>
         </w:rPr>
       </w:pPr>
+      <w:r>
+        <w:rPr>
+          <w:sz w:val="28"/>
+          <w:szCs w:val="28"/>
+        </w:rPr>
+        <w:t>Il DNA divulgativo e l'attenzione alla contemporaneità:</w:t>
+      </w:r>
+      <w:r>
+        <w:rPr>
+          <w:sz w:val="28"/>
+          <w:szCs w:val="28"/>
+        </w:rPr>
+        <w:br/>
+        <w:t xml:space="preserve">Il vostro catalogo dimostra una costante attenzione per la saggistica capace di leggere il presente senza banalizzarlo: prendere concetti complessi (scienze </w:t>
+      </w:r>
+      <w:r>
+        <w:rPr>
+          <w:sz w:val="28"/>
+          <w:szCs w:val="28"/>
+        </w:rPr>
+        <w:lastRenderedPageBreak/>
+        <w:t xml:space="preserve">cognitive, filosofia, sociologia) e tradurli in strumenti accessibili per il </w:t>
+      </w:r>
+      <w:r>
+        <w:rPr>
+          <w:sz w:val="28"/>
+          <w:szCs w:val="28"/>
+        </w:rPr>
+        <w:t>lettore</w:t>
+      </w:r>
+      <w:r>
+        <w:rPr>
+          <w:sz w:val="28"/>
+          <w:szCs w:val="28"/>
+        </w:rPr>
+        <w:t>, mantenendo un rigore scientifico ch</w:t>
+      </w:r>
+      <w:r>
+        <w:rPr>
+          <w:sz w:val="28"/>
+          <w:szCs w:val="28"/>
+        </w:rPr>
+        <w:t>e rifugge dalle semplificazioni.</w:t>
+      </w:r>
+    </w:p>
+    <w:p>
+      <w:pPr>
+        <w:pStyle w:val="Paragrafoelenco"/>
+        <w:numPr>
+          <w:ilvl w:val="0"/>
+          <w:numId w:val="6"/>
+        </w:numPr>
+        <w:spacing w:line="480" w:lineRule="auto"/>
+        <w:rPr>
+          <w:sz w:val="28"/>
+          <w:szCs w:val="28"/>
+        </w:rPr>
+      </w:pPr>
+      <w:r>
+        <w:rPr>
+          <w:sz w:val="28"/>
+          <w:szCs w:val="28"/>
+        </w:rPr>
+        <w:t>Un approccio "contro-intuitivo":</w:t>
+      </w:r>
+      <w:r>
+        <w:rPr>
+          <w:sz w:val="28"/>
+          <w:szCs w:val="28"/>
+        </w:rPr>
+        <w:br/>
+        <w:t xml:space="preserve">Questo libro decostruisce i falsi miti della positività tossica e dell'iper-performance, offrendo esattamente quel tipo di ribaltamento prospettico che </w:t>
+      </w:r>
+      <w:r>
+        <w:rPr>
+          <w:sz w:val="28"/>
+          <w:szCs w:val="28"/>
+        </w:rPr>
+        <w:t>credo il vostro pubblico apprezzi</w:t>
+      </w:r>
+      <w:r>
+        <w:rPr>
+          <w:sz w:val="28"/>
+          <w:szCs w:val="28"/>
+        </w:rPr>
+        <w:t>.</w:t>
+      </w:r>
+    </w:p>
+    <w:p>
+      <w:pPr>
+        <w:pStyle w:val="Paragrafoelenco"/>
+        <w:numPr>
+          <w:ilvl w:val="0"/>
+          <w:numId w:val="6"/>
+        </w:numPr>
+        <w:spacing w:line="480" w:lineRule="auto"/>
+        <w:rPr>
+          <w:sz w:val="28"/>
+          <w:szCs w:val="28"/>
+        </w:rPr>
+      </w:pPr>
+      <w:r>
+        <w:rPr>
+          <w:sz w:val="28"/>
+          <w:szCs w:val="28"/>
+        </w:rPr>
+        <w:t>La cura per il "</w:t>
+      </w:r>
+      <w:bookmarkStart w:id="0" w:name="_GoBack"/>
+      <w:r>
+        <w:rPr>
+          <w:sz w:val="28"/>
+          <w:szCs w:val="28"/>
+        </w:rPr>
+        <w:t>Self</w:t>
+      </w:r>
+      <w:bookmarkEnd w:id="0"/>
+      <w:r>
+        <w:rPr>
+          <w:sz w:val="28"/>
+          <w:szCs w:val="28"/>
+        </w:rPr>
+        <w:t>-Help" basato sull'evidenza:</w:t>
+      </w:r>
+      <w:r>
+        <w:rPr>
+          <w:sz w:val="28"/>
+          <w:szCs w:val="28"/>
+        </w:rPr>
+        <w:br/>
+        <w:t xml:space="preserve">Mentre il mercato è saturo di manuali che promettono la felicità in tre mosse, il vostro marchio è garanzia di qualità e autorevolezza. La via di Mezzo si inserirebbe perfettamente in questo spazio: propone una "crescita personale", laica e ancorata ai dati, trasformando la filosofia pratica e la psicologia clinica in </w:t>
+      </w:r>
+      <w:r>
+        <w:rPr>
+          <w:sz w:val="28"/>
+          <w:szCs w:val="28"/>
+        </w:rPr>
+        <w:t>una</w:t>
+      </w:r>
+      <w:r>
+        <w:rPr>
+          <w:sz w:val="28"/>
+          <w:szCs w:val="28"/>
+        </w:rPr>
+        <w:t xml:space="preserve"> cassetta degli attrezzi, in sintonia con il vostro approccio editoriale. </w:t>
+      </w:r>
     </w:p>
     <w:sectPr>
       <w:pgSz w:w="11906" w:h="16838"/>
@@ -1084,9 +1442,244 @@
     </w:lvl>
   </w:abstractNum>
   <w:abstractNum w:abstractNumId="3">
+    <w:nsid w:val="53744089"/>
+    <w:multiLevelType w:val="hybridMultilevel"/>
+    <w:tmpl w:val="385C7AD2"/>
+    <w:lvl w:ilvl="0" w:tplc="0410000F">
+      <w:start w:val="1"/>
+      <w:numFmt w:val="decimal"/>
+      <w:lvlText w:val="%1."/>
+      <w:lvlJc w:val="left"/>
+      <w:pPr>
+        <w:ind w:left="720" w:hanging="360"/>
+      </w:pPr>
+    </w:lvl>
+    <w:lvl w:ilvl="1" w:tplc="04100019" w:tentative="1">
+      <w:start w:val="1"/>
+      <w:numFmt w:val="lowerLetter"/>
+      <w:lvlText w:val="%2."/>
+      <w:lvlJc w:val="left"/>
+      <w:pPr>
+        <w:ind w:left="1440" w:hanging="360"/>
+      </w:pPr>
+    </w:lvl>
+    <w:lvl w:ilvl="2" w:tplc="0410001B" w:tentative="1">
+      <w:start w:val="1"/>
+      <w:numFmt w:val="lowerRoman"/>
+      <w:lvlText w:val="%3."/>
+      <w:lvlJc w:val="right"/>
+      <w:pPr>
+        <w:ind w:left="2160" w:hanging="180"/>
+      </w:pPr>
+    </w:lvl>
+    <w:lvl w:ilvl="3" w:tplc="0410000F" w:tentative="1">
+      <w:start w:val="1"/>
+      <w:numFmt w:val="decimal"/>
+      <w:lvlText w:val="%4."/>
+      <w:lvlJc w:val="left"/>
+      <w:pPr>
+        <w:ind w:left="2880" w:hanging="360"/>
+      </w:pPr>
+    </w:lvl>
+    <w:lvl w:ilvl="4" w:tplc="04100019" w:tentative="1">
+      <w:start w:val="1"/>
+      <w:numFmt w:val="lowerLetter"/>
+      <w:lvlText w:val="%5."/>
+      <w:lvlJc w:val="left"/>
+      <w:pPr>
+        <w:ind w:left="3600" w:hanging="360"/>
+      </w:pPr>
+    </w:lvl>
+    <w:lvl w:ilvl="5" w:tplc="0410001B" w:tentative="1">
+      <w:start w:val="1"/>
+      <w:numFmt w:val="lowerRoman"/>
+      <w:lvlText w:val="%6."/>
+      <w:lvlJc w:val="right"/>
+      <w:pPr>
+        <w:ind w:left="4320" w:hanging="180"/>
+      </w:pPr>
+    </w:lvl>
+    <w:lvl w:ilvl="6" w:tplc="0410000F" w:tentative="1">
+      <w:start w:val="1"/>
+      <w:numFmt w:val="decimal"/>
+      <w:lvlText w:val="%7."/>
+      <w:lvlJc w:val="left"/>
+      <w:pPr>
+        <w:ind w:left="5040" w:hanging="360"/>
+      </w:pPr>
+    </w:lvl>
+    <w:lvl w:ilvl="7" w:tplc="04100019" w:tentative="1">
+      <w:start w:val="1"/>
+      <w:numFmt w:val="lowerLetter"/>
+      <w:lvlText w:val="%8."/>
+      <w:lvlJc w:val="left"/>
+      <w:pPr>
+        <w:ind w:left="5760" w:hanging="360"/>
+      </w:pPr>
+    </w:lvl>
+    <w:lvl w:ilvl="8" w:tplc="0410001B" w:tentative="1">
+      <w:start w:val="1"/>
+      <w:numFmt w:val="lowerRoman"/>
+      <w:lvlText w:val="%9."/>
+      <w:lvlJc w:val="right"/>
+      <w:pPr>
+        <w:ind w:left="6480" w:hanging="180"/>
+      </w:pPr>
+    </w:lvl>
+  </w:abstractNum>
+  <w:abstractNum w:abstractNumId="4">
     <w:nsid w:val="6E632083"/>
     <w:multiLevelType w:val="multilevel"/>
     <w:tmpl w:val="CDA4BDC8"/>
+    <w:lvl w:ilvl="0">
+      <w:start w:val="1"/>
+      <w:numFmt w:val="bullet"/>
+      <w:lvlText w:val=""/>
+      <w:lvlJc w:val="left"/>
+      <w:pPr>
+        <w:tabs>
+          <w:tab w:val="num" w:pos="720"/>
+        </w:tabs>
+        <w:ind w:left="720" w:hanging="360"/>
+      </w:pPr>
+      <w:rPr>
+        <w:rFonts w:ascii="Symbol" w:hAnsi="Symbol" w:hint="default"/>
+        <w:sz w:val="20"/>
+      </w:rPr>
+    </w:lvl>
+    <w:lvl w:ilvl="1" w:tentative="1">
+      <w:start w:val="1"/>
+      <w:numFmt w:val="bullet"/>
+      <w:lvlText w:val="o"/>
+      <w:lvlJc w:val="left"/>
+      <w:pPr>
+        <w:tabs>
+          <w:tab w:val="num" w:pos="1440"/>
+        </w:tabs>
+        <w:ind w:left="1440" w:hanging="360"/>
+      </w:pPr>
+      <w:rPr>
+        <w:rFonts w:ascii="Courier New" w:hAnsi="Courier New" w:hint="default"/>
+        <w:sz w:val="20"/>
+      </w:rPr>
+    </w:lvl>
+    <w:lvl w:ilvl="2" w:tentative="1">
+      <w:start w:val="1"/>
+      <w:numFmt w:val="bullet"/>
+      <w:lvlText w:val=""/>
+      <w:lvlJc w:val="left"/>
+      <w:pPr>
+        <w:tabs>
+          <w:tab w:val="num" w:pos="2160"/>
+        </w:tabs>
+        <w:ind w:left="2160" w:hanging="360"/>
+      </w:pPr>
+      <w:rPr>
+        <w:rFonts w:ascii="Wingdings" w:hAnsi="Wingdings" w:hint="default"/>
+        <w:sz w:val="20"/>
+      </w:rPr>
+    </w:lvl>
+    <w:lvl w:ilvl="3" w:tentative="1">
+      <w:start w:val="1"/>
+      <w:numFmt w:val="bullet"/>
+      <w:lvlText w:val=""/>
+      <w:lvlJc w:val="left"/>
+      <w:pPr>
+        <w:tabs>
+          <w:tab w:val="num" w:pos="2880"/>
+        </w:tabs>
+        <w:ind w:left="2880" w:hanging="360"/>
+      </w:pPr>
+      <w:rPr>
+        <w:rFonts w:ascii="Wingdings" w:hAnsi="Wingdings" w:hint="default"/>
+        <w:sz w:val="20"/>
+      </w:rPr>
+    </w:lvl>
+    <w:lvl w:ilvl="4" w:tentative="1">
+      <w:start w:val="1"/>
+      <w:numFmt w:val="bullet"/>
+      <w:lvlText w:val=""/>
+      <w:lvlJc w:val="left"/>
+      <w:pPr>
+        <w:tabs>
+          <w:tab w:val="num" w:pos="3600"/>
+        </w:tabs>
+        <w:ind w:left="3600" w:hanging="360"/>
+      </w:pPr>
+      <w:rPr>
+        <w:rFonts w:ascii="Wingdings" w:hAnsi="Wingdings" w:hint="default"/>
+        <w:sz w:val="20"/>
+      </w:rPr>
+    </w:lvl>
+    <w:lvl w:ilvl="5" w:tentative="1">
+      <w:start w:val="1"/>
+      <w:numFmt w:val="bullet"/>
+      <w:lvlText w:val=""/>
+      <w:lvlJc w:val="left"/>
+      <w:pPr>
+        <w:tabs>
+          <w:tab w:val="num" w:pos="4320"/>
+        </w:tabs>
+        <w:ind w:left="4320" w:hanging="360"/>
+      </w:pPr>
+      <w:rPr>
+        <w:rFonts w:ascii="Wingdings" w:hAnsi="Wingdings" w:hint="default"/>
+        <w:sz w:val="20"/>
+      </w:rPr>
+    </w:lvl>
+    <w:lvl w:ilvl="6" w:tentative="1">
+      <w:start w:val="1"/>
+      <w:numFmt w:val="bullet"/>
+      <w:lvlText w:val=""/>
+      <w:lvlJc w:val="left"/>
+      <w:pPr>
+        <w:tabs>
+          <w:tab w:val="num" w:pos="5040"/>
+        </w:tabs>
+        <w:ind w:left="5040" w:hanging="360"/>
+      </w:pPr>
+      <w:rPr>
+        <w:rFonts w:ascii="Wingdings" w:hAnsi="Wingdings" w:hint="default"/>
+        <w:sz w:val="20"/>
+      </w:rPr>
+    </w:lvl>
+    <w:lvl w:ilvl="7" w:tentative="1">
+      <w:start w:val="1"/>
+      <w:numFmt w:val="bullet"/>
+      <w:lvlText w:val=""/>
+      <w:lvlJc w:val="left"/>
+      <w:pPr>
+        <w:tabs>
+          <w:tab w:val="num" w:pos="5760"/>
+        </w:tabs>
+        <w:ind w:left="5760" w:hanging="360"/>
+      </w:pPr>
+      <w:rPr>
+        <w:rFonts w:ascii="Wingdings" w:hAnsi="Wingdings" w:hint="default"/>
+        <w:sz w:val="20"/>
+      </w:rPr>
+    </w:lvl>
+    <w:lvl w:ilvl="8" w:tentative="1">
+      <w:start w:val="1"/>
+      <w:numFmt w:val="bullet"/>
+      <w:lvlText w:val=""/>
+      <w:lvlJc w:val="left"/>
+      <w:pPr>
+        <w:tabs>
+          <w:tab w:val="num" w:pos="6480"/>
+        </w:tabs>
+        <w:ind w:left="6480" w:hanging="360"/>
+      </w:pPr>
+      <w:rPr>
+        <w:rFonts w:ascii="Wingdings" w:hAnsi="Wingdings" w:hint="default"/>
+        <w:sz w:val="20"/>
+      </w:rPr>
+    </w:lvl>
+  </w:abstractNum>
+  <w:abstractNum w:abstractNumId="5">
+    <w:nsid w:val="7D126E2D"/>
+    <w:multiLevelType w:val="multilevel"/>
+    <w:tmpl w:val="0D96B30C"/>
     <w:lvl w:ilvl="0">
       <w:start w:val="1"/>
       <w:numFmt w:val="bullet"/>
@@ -1239,10 +1832,16 @@
     <w:abstractNumId w:val="2"/>
   </w:num>
   <w:num w:numId="3">
-    <w:abstractNumId w:val="3"/>
+    <w:abstractNumId w:val="4"/>
   </w:num>
   <w:num w:numId="4">
     <w:abstractNumId w:val="0"/>
+  </w:num>
+  <w:num w:numId="5">
+    <w:abstractNumId w:val="5"/>
+  </w:num>
+  <w:num w:numId="6">
+    <w:abstractNumId w:val="3"/>
   </w:num>
 </w:numbering>
 </file>
@@ -1488,6 +2087,17 @@
       <w:lang w:eastAsia="it-IT"/>
     </w:rPr>
   </w:style>
+  <w:style w:type="paragraph" w:styleId="Paragrafoelenco">
+    <w:name w:val="List Paragraph"/>
+    <w:basedOn w:val="Normale"/>
+    <w:uiPriority w:val="34"/>
+    <w:qFormat/>
+    <w:rsid w:val="00CE1FF5"/>
+    <w:pPr>
+      <w:ind w:left="720"/>
+      <w:contextualSpacing/>
+    </w:pPr>
+  </w:style>
 </w:styles>
 </file>
 
@@ -1731,6 +2341,17 @@
       <w:szCs w:val="24"/>
       <w:lang w:eastAsia="it-IT"/>
     </w:rPr>
+  </w:style>
+  <w:style w:type="paragraph" w:styleId="Paragrafoelenco">
+    <w:name w:val="List Paragraph"/>
+    <w:basedOn w:val="Normale"/>
+    <w:uiPriority w:val="34"/>
+    <w:qFormat/>
+    <w:rsid w:val="00CE1FF5"/>
+    <w:pPr>
+      <w:ind w:left="720"/>
+      <w:contextualSpacing/>
+    </w:pPr>
   </w:style>
 </w:styles>
 </file>
